--- a/testakten/gesellschaftsgruender-ki-krypto-startup-berlin-musterprotokoll/13_micar_bafin_ki_vo_vorabklaerung.docx
+++ b/testakten/gesellschaftsgruender-ki-krypto-startup-berlin-musterprotokoll/13_micar_bafin_ki_vo_vorabklaerung.docx
@@ -5,10 +5,13 @@
     <w:p>
       <w:pPr>
         <w:pStyle w:val="Heading1"/>
+        <w:spacing w:after="160" w:line="259" w:lineRule="auto"/>
       </w:pPr>
       <w:r>
         <w:rPr>
           <w:rFonts w:ascii="Times New Roman" w:hAnsi="Times New Roman"/>
+          <w:b/>
+          <w:sz w:val="28"/>
         </w:rPr>
         <w:t>MiCAR, BaFin-Vorabklärung und KI-Verordnung — Compliance-Vorabbewertung</w:t>
       </w:r>
@@ -16,16 +19,20 @@
     <w:p>
       <w:pPr>
         <w:pStyle w:val="Heading2"/>
+        <w:spacing w:before="120" w:after="60" w:line="259" w:lineRule="auto"/>
       </w:pPr>
       <w:r>
         <w:rPr>
           <w:rFonts w:ascii="Times New Roman" w:hAnsi="Times New Roman"/>
+          <w:b/>
+          <w:sz w:val="22"/>
         </w:rPr>
         <w:t>1. Ausgangslage</w:t>
       </w:r>
     </w:p>
     <w:p>
       <w:pPr>
+        <w:spacing w:line="259" w:lineRule="auto" w:after="60"/>
         <w:jc w:val="left"/>
       </w:pPr>
       <w:r>
@@ -35,6 +42,7 @@
     <w:p>
       <w:pPr>
         <w:pStyle w:val="ListBullet"/>
+        <w:spacing w:line="259" w:lineRule="auto" w:after="60"/>
       </w:pPr>
       <w:r>
         <w:rPr>
@@ -49,6 +57,7 @@
     <w:p>
       <w:pPr>
         <w:pStyle w:val="ListBullet"/>
+        <w:spacing w:line="259" w:lineRule="auto" w:after="60"/>
       </w:pPr>
       <w:r>
         <w:rPr>
@@ -63,6 +72,7 @@
     <w:p>
       <w:pPr>
         <w:pStyle w:val="ListBullet"/>
+        <w:spacing w:line="259" w:lineRule="auto" w:after="60"/>
       </w:pPr>
       <w:r>
         <w:rPr>
@@ -77,6 +87,7 @@
     <w:p>
       <w:pPr>
         <w:pStyle w:val="ListBullet"/>
+        <w:spacing w:line="259" w:lineRule="auto" w:after="60"/>
       </w:pPr>
       <w:r>
         <w:rPr>
@@ -91,16 +102,20 @@
     <w:p>
       <w:pPr>
         <w:pStyle w:val="Heading2"/>
+        <w:spacing w:before="120" w:after="60" w:line="259" w:lineRule="auto"/>
       </w:pPr>
       <w:r>
         <w:rPr>
           <w:rFonts w:ascii="Times New Roman" w:hAnsi="Times New Roman"/>
+          <w:b/>
+          <w:sz w:val="22"/>
         </w:rPr>
         <w:t>2. Token-Klassifizierung nach MiCAR</w:t>
       </w:r>
     </w:p>
     <w:p>
       <w:pPr>
+        <w:spacing w:line="259" w:lineRule="auto" w:after="60"/>
         <w:jc w:val="left"/>
       </w:pPr>
       <w:r>
@@ -300,6 +315,7 @@
     </w:tbl>
     <w:p>
       <w:pPr>
+        <w:spacing w:line="259" w:lineRule="auto" w:after="60"/>
         <w:jc w:val="left"/>
       </w:pPr>
       <w:r>
@@ -318,6 +334,7 @@
     <w:p>
       <w:pPr>
         <w:pStyle w:val="ListBullet"/>
+        <w:spacing w:line="259" w:lineRule="auto" w:after="60"/>
       </w:pPr>
       <w:r>
         <w:t>den Zugang zu einer Plattform-Funktion ermöglichen (Datennutzung, Rechenleistung)</w:t>
@@ -326,6 +343,7 @@
     <w:p>
       <w:pPr>
         <w:pStyle w:val="ListBullet"/>
+        <w:spacing w:line="259" w:lineRule="auto" w:after="60"/>
       </w:pPr>
       <w:r>
         <w:t>keinen Stabilitätsanker zu Fiatwährungen haben</w:t>
@@ -334,6 +352,7 @@
     <w:p>
       <w:pPr>
         <w:pStyle w:val="ListBullet"/>
+        <w:spacing w:line="259" w:lineRule="auto" w:after="60"/>
       </w:pPr>
       <w:r>
         <w:t>nicht als Anlageprodukt vermarktet werden</w:t>
@@ -341,6 +360,7 @@
     </w:p>
     <w:p>
       <w:pPr>
+        <w:spacing w:line="259" w:lineRule="auto" w:after="60"/>
         <w:jc w:val="left"/>
       </w:pPr>
       <w:r>
@@ -350,6 +370,7 @@
     <w:p>
       <w:pPr>
         <w:pStyle w:val="ListBullet"/>
+        <w:spacing w:line="259" w:lineRule="auto" w:after="60"/>
       </w:pPr>
       <w:r>
         <w:t>Beschreibung des Emittenten</w:t>
@@ -358,6 +379,7 @@
     <w:p>
       <w:pPr>
         <w:pStyle w:val="ListBullet"/>
+        <w:spacing w:line="259" w:lineRule="auto" w:after="60"/>
       </w:pPr>
       <w:r>
         <w:t>Beschreibung des Projekts und der Technologie</w:t>
@@ -366,6 +388,7 @@
     <w:p>
       <w:pPr>
         <w:pStyle w:val="ListBullet"/>
+        <w:spacing w:line="259" w:lineRule="auto" w:after="60"/>
       </w:pPr>
       <w:r>
         <w:t>Risiken</w:t>
@@ -374,6 +397,7 @@
     <w:p>
       <w:pPr>
         <w:pStyle w:val="ListBullet"/>
+        <w:spacing w:line="259" w:lineRule="auto" w:after="60"/>
       </w:pPr>
       <w:r>
         <w:t>Rechte und Pflichten der Token-Inhaber</w:t>
@@ -382,6 +406,7 @@
     <w:p>
       <w:pPr>
         <w:pStyle w:val="ListBullet"/>
+        <w:spacing w:line="259" w:lineRule="auto" w:after="60"/>
       </w:pPr>
       <w:r>
         <w:t>Umweltauswirkungen (insbesondere Energieverbrauch des Konsensmechanismus)</w:t>
@@ -390,6 +415,7 @@
     <w:p>
       <w:pPr>
         <w:pStyle w:val="Heading2"/>
+        <w:spacing w:line="259" w:lineRule="auto" w:after="60"/>
       </w:pPr>
       <w:r>
         <w:rPr>
@@ -400,6 +426,7 @@
     </w:p>
     <w:p>
       <w:pPr>
+        <w:spacing w:line="259" w:lineRule="auto" w:after="60"/>
         <w:jc w:val="left"/>
       </w:pPr>
       <w:r>
@@ -409,6 +436,7 @@
     <w:p>
       <w:pPr>
         <w:pStyle w:val="ListBullet"/>
+        <w:spacing w:line="259" w:lineRule="auto" w:after="60"/>
       </w:pPr>
       <w:r>
         <w:t>Verwahrung von Kryptowerten für Dritte</w:t>
@@ -417,6 +445,7 @@
     <w:p>
       <w:pPr>
         <w:pStyle w:val="ListBullet"/>
+        <w:spacing w:line="259" w:lineRule="auto" w:after="60"/>
       </w:pPr>
       <w:r>
         <w:t>Tausch von Kryptowerten gegen Fiat oder andere Kryptowerte</w:t>
@@ -425,6 +454,7 @@
     <w:p>
       <w:pPr>
         <w:pStyle w:val="ListBullet"/>
+        <w:spacing w:line="259" w:lineRule="auto" w:after="60"/>
       </w:pPr>
       <w:r>
         <w:t>Betrieb einer Handelsplattform</w:t>
@@ -433,6 +463,7 @@
     <w:p>
       <w:pPr>
         <w:pStyle w:val="ListBullet"/>
+        <w:spacing w:line="259" w:lineRule="auto" w:after="60"/>
       </w:pPr>
       <w:r>
         <w:t>Beratung zu Kryptowerten</w:t>
@@ -440,6 +471,7 @@
     </w:p>
     <w:p>
       <w:pPr>
+        <w:spacing w:line="259" w:lineRule="auto" w:after="60"/>
         <w:jc w:val="left"/>
       </w:pPr>
       <w:r>
@@ -458,6 +490,7 @@
     <w:p>
       <w:pPr>
         <w:pStyle w:val="ListBullet"/>
+        <w:spacing w:line="259" w:lineRule="auto" w:after="60"/>
       </w:pPr>
       <w:r>
         <w:t>Mindestkapital je nach Dienstleistung (50.000 EUR bis 150.000 EUR)</w:t>
@@ -466,6 +499,7 @@
     <w:p>
       <w:pPr>
         <w:pStyle w:val="ListBullet"/>
+        <w:spacing w:line="259" w:lineRule="auto" w:after="60"/>
       </w:pPr>
       <w:r>
         <w:t>Geeignete Geschäftsleiter (Fit-and-Proper)</w:t>
@@ -474,6 +508,7 @@
     <w:p>
       <w:pPr>
         <w:pStyle w:val="ListBullet"/>
+        <w:spacing w:line="259" w:lineRule="auto" w:after="60"/>
       </w:pPr>
       <w:r>
         <w:t>IT-Sicherheits- und Continuity-Konzepte</w:t>
@@ -482,6 +517,7 @@
     <w:p>
       <w:pPr>
         <w:pStyle w:val="ListBullet"/>
+        <w:spacing w:line="259" w:lineRule="auto" w:after="60"/>
       </w:pPr>
       <w:r>
         <w:t>Geldwäschebeauftragter</w:t>
@@ -489,6 +525,7 @@
     </w:p>
     <w:p>
       <w:pPr>
+        <w:spacing w:line="259" w:lineRule="auto" w:after="60"/>
         <w:jc w:val="left"/>
       </w:pPr>
       <w:r>
@@ -507,6 +544,7 @@
     <w:p>
       <w:pPr>
         <w:pStyle w:val="Heading2"/>
+        <w:spacing w:line="259" w:lineRule="auto" w:after="60"/>
       </w:pPr>
       <w:r>
         <w:rPr>
@@ -517,6 +555,7 @@
     </w:p>
     <w:p>
       <w:pPr>
+        <w:spacing w:line="259" w:lineRule="auto" w:after="60"/>
         <w:jc w:val="left"/>
       </w:pPr>
       <w:r>
@@ -526,6 +565,7 @@
     <w:p>
       <w:pPr>
         <w:pStyle w:val="ListNumber"/>
+        <w:spacing w:line="259" w:lineRule="auto" w:after="60"/>
       </w:pPr>
       <w:r>
         <w:t>Erstellung eines Token-Konzeptpapiers (Use Cases, Token-Mechanik, Rechte der Inhaber)</w:t>
@@ -534,6 +574,7 @@
     <w:p>
       <w:pPr>
         <w:pStyle w:val="ListNumber"/>
+        <w:spacing w:line="259" w:lineRule="auto" w:after="60"/>
       </w:pPr>
       <w:r>
         <w:t>Anschreiben an BaFin, Referat Geldwäscheprävention und Kryptowerte-Aufsicht</w:t>
@@ -542,6 +583,7 @@
     <w:p>
       <w:pPr>
         <w:pStyle w:val="ListNumber"/>
+        <w:spacing w:line="259" w:lineRule="auto" w:after="60"/>
       </w:pPr>
       <w:r>
         <w:t>Antwort innerhalb von ca. acht Wochen</w:t>
@@ -550,6 +592,7 @@
     <w:p>
       <w:pPr>
         <w:pStyle w:val="ListNumber"/>
+        <w:spacing w:line="259" w:lineRule="auto" w:after="60"/>
       </w:pPr>
       <w:r>
         <w:t>Falls negative Einstufung (z.B. Wertpapier statt Utility), Anpassung der Token-Mechanik</w:t>
@@ -557,6 +600,7 @@
     </w:p>
     <w:p>
       <w:pPr>
+        <w:spacing w:line="259" w:lineRule="auto" w:after="60"/>
         <w:jc w:val="left"/>
       </w:pPr>
       <w:r>
@@ -566,6 +610,7 @@
     <w:p>
       <w:pPr>
         <w:pStyle w:val="Heading2"/>
+        <w:spacing w:line="259" w:lineRule="auto" w:after="60"/>
       </w:pPr>
       <w:r>
         <w:rPr>
@@ -577,6 +622,7 @@
     <w:p>
       <w:pPr>
         <w:pStyle w:val="Heading3"/>
+        <w:spacing w:line="259" w:lineRule="auto" w:after="60"/>
       </w:pPr>
       <w:r>
         <w:rPr>
@@ -587,6 +633,7 @@
     </w:p>
     <w:p>
       <w:pPr>
+        <w:spacing w:line="259" w:lineRule="auto" w:after="60"/>
         <w:jc w:val="left"/>
       </w:pPr>
       <w:r>
@@ -830,6 +877,7 @@
     </w:tbl>
     <w:p>
       <w:pPr>
+        <w:spacing w:line="259" w:lineRule="auto" w:after="60"/>
         <w:jc w:val="left"/>
       </w:pPr>
       <w:r>
@@ -839,6 +887,7 @@
     <w:p>
       <w:pPr>
         <w:pStyle w:val="ListBullet"/>
+        <w:spacing w:line="259" w:lineRule="auto" w:after="60"/>
       </w:pPr>
       <w:r>
         <w:t>Transparenzpflichten Artikel 50 KI-VO, insbesondere bei Interaktion mit Nutzern (Hinweis "Sie kommunizieren mit einer KI") und bei synthetisch erzeugten Inhalten (Wasserzeichen, Kennzeichnung).</w:t>
@@ -847,6 +896,7 @@
     <w:p>
       <w:pPr>
         <w:pStyle w:val="ListBullet"/>
+        <w:spacing w:line="259" w:lineRule="auto" w:after="60"/>
       </w:pPr>
       <w:r>
         <w:t>allgemeine Sorgfaltspflichten</w:t>
@@ -855,6 +905,7 @@
     <w:p>
       <w:pPr>
         <w:pStyle w:val="Heading3"/>
+        <w:spacing w:line="259" w:lineRule="auto" w:after="60"/>
       </w:pPr>
       <w:r>
         <w:rPr>
@@ -865,6 +916,7 @@
     </w:p>
     <w:p>
       <w:pPr>
+        <w:spacing w:line="259" w:lineRule="auto" w:after="60"/>
         <w:jc w:val="left"/>
       </w:pPr>
       <w:r>
@@ -874,6 +926,7 @@
     <w:p>
       <w:pPr>
         <w:pStyle w:val="ListBullet"/>
+        <w:spacing w:line="259" w:lineRule="auto" w:after="60"/>
       </w:pPr>
       <w:r>
         <w:t>technische Dokumentation</w:t>
@@ -882,6 +935,7 @@
     <w:p>
       <w:pPr>
         <w:pStyle w:val="ListBullet"/>
+        <w:spacing w:line="259" w:lineRule="auto" w:after="60"/>
       </w:pPr>
       <w:r>
         <w:t>Urheberrechts-Compliance bei Trainingsdaten</w:t>
@@ -890,6 +944,7 @@
     <w:p>
       <w:pPr>
         <w:pStyle w:val="ListBullet"/>
+        <w:spacing w:line="259" w:lineRule="auto" w:after="60"/>
       </w:pPr>
       <w:r>
         <w:t>Zusammenfassung der Trainingsinhalte (öffentlich)</w:t>
@@ -897,6 +952,7 @@
     </w:p>
     <w:p>
       <w:pPr>
+        <w:spacing w:line="259" w:lineRule="auto" w:after="60"/>
         <w:jc w:val="left"/>
       </w:pPr>
       <w:r>
@@ -915,6 +971,7 @@
     <w:p>
       <w:pPr>
         <w:pStyle w:val="Heading3"/>
+        <w:spacing w:line="259" w:lineRule="auto" w:after="60"/>
       </w:pPr>
       <w:r>
         <w:rPr>
@@ -925,6 +982,7 @@
     </w:p>
     <w:p>
       <w:pPr>
+        <w:spacing w:line="259" w:lineRule="auto" w:after="60"/>
         <w:jc w:val="left"/>
       </w:pPr>
       <w:r>
@@ -934,6 +992,7 @@
     <w:p>
       <w:pPr>
         <w:pStyle w:val="ListBullet"/>
+        <w:spacing w:line="259" w:lineRule="auto" w:after="60"/>
       </w:pPr>
       <w:r>
         <w:t>Datenherkunft transparent dokumentieren</w:t>
@@ -942,6 +1001,7 @@
     <w:p>
       <w:pPr>
         <w:pStyle w:val="ListBullet"/>
+        <w:spacing w:line="259" w:lineRule="auto" w:after="60"/>
       </w:pPr>
       <w:r>
         <w:t>Rechtsgrundlage für die Verarbeitung benennen (Einwilligung oder berechtigtes Interesse)</w:t>
@@ -950,6 +1010,7 @@
     <w:p>
       <w:pPr>
         <w:pStyle w:val="ListBullet"/>
+        <w:spacing w:line="259" w:lineRule="auto" w:after="60"/>
       </w:pPr>
       <w:r>
         <w:t>Möglichkeit der Auskunft, Berichtigung und Löschung für Betroffene</w:t>
@@ -958,6 +1019,7 @@
     <w:p>
       <w:pPr>
         <w:pStyle w:val="ListBullet"/>
+        <w:spacing w:line="259" w:lineRule="auto" w:after="60"/>
       </w:pPr>
       <w:r>
         <w:t>bei sensiblen Daten (Artikel 9 DSGVO): zusätzliche Anforderungen, in der Regel ausdrückliche Einwilligung</w:t>
@@ -966,6 +1028,7 @@
     <w:p>
       <w:pPr>
         <w:pStyle w:val="Heading2"/>
+        <w:spacing w:line="259" w:lineRule="auto" w:after="60"/>
       </w:pPr>
       <w:r>
         <w:rPr>
@@ -1170,6 +1233,7 @@
     <w:p>
       <w:pPr>
         <w:pStyle w:val="Heading2"/>
+        <w:spacing w:line="259" w:lineRule="auto" w:after="60"/>
       </w:pPr>
       <w:r>
         <w:rPr>
@@ -1546,6 +1610,7 @@
     <w:p>
       <w:pPr>
         <w:pStyle w:val="Heading2"/>
+        <w:spacing w:line="259" w:lineRule="auto" w:after="60"/>
       </w:pPr>
       <w:r>
         <w:rPr>
@@ -1557,6 +1622,7 @@
     <w:p>
       <w:pPr>
         <w:pStyle w:val="ListBullet"/>
+        <w:spacing w:line="259" w:lineRule="auto" w:after="60"/>
       </w:pPr>
       <w:r>
         <w:t>Aylin Soeren: Gesamtverantwortung, Kontakt BaFin und Datenschutzbehörden</w:t>
@@ -1565,6 +1631,7 @@
     <w:p>
       <w:pPr>
         <w:pStyle w:val="ListBullet"/>
+        <w:spacing w:line="259" w:lineRule="auto" w:after="60"/>
       </w:pPr>
       <w:r>
         <w:t>Mira Holzbach: Datenschutz und Datenherkunft</w:t>
@@ -1573,6 +1640,7 @@
     <w:p>
       <w:pPr>
         <w:pStyle w:val="ListBullet"/>
+        <w:spacing w:line="259" w:lineRule="auto" w:after="60"/>
       </w:pPr>
       <w:r>
         <w:t>Jonas Kreutzberger: technische Compliance, IT-Sicherheit, Energieverbrauch</w:t>
@@ -1581,6 +1649,7 @@
     <w:p>
       <w:pPr>
         <w:pStyle w:val="ListBullet"/>
+        <w:spacing w:line="259" w:lineRule="auto" w:after="60"/>
       </w:pPr>
       <w:r>
         <w:t>externer Compliance-Berater wird ab Q4 2026 hinzugezogen</w:t>
@@ -1589,6 +1658,7 @@
     <w:p>
       <w:pPr>
         <w:pStyle w:val="Heading2"/>
+        <w:spacing w:line="259" w:lineRule="auto" w:after="60"/>
       </w:pPr>
       <w:r>
         <w:rPr>
@@ -1599,6 +1669,7 @@
     </w:p>
     <w:p>
       <w:pPr>
+        <w:spacing w:line="259" w:lineRule="auto" w:after="60"/>
         <w:jc w:val="left"/>
       </w:pPr>
       <w:r>
@@ -1615,13 +1686,58 @@
       </w:r>
     </w:p>
     <w:sectPr>
+      <w:headerReference w:type="default" r:id="rId9"/>
+      <w:footerReference w:type="default" r:id="rId10"/>
       <w:pgSz w:w="11906" w:h="16838"/>
-      <w:pgMar w:top="1417" w:right="1417" w:bottom="1417" w:left="1417" w:header="720" w:footer="720" w:gutter="0"/>
+      <w:pgMar w:top="1191" w:right="1247" w:bottom="1134" w:left="1361" w:header="720" w:footer="720" w:gutter="0"/>
       <w:cols w:space="720"/>
       <w:docGrid w:linePitch="360"/>
     </w:sectPr>
   </w:body>
 </w:document>
+</file>
+
+<file path=word/footer1.xml><?xml version="1.0" encoding="utf-8"?>
+<w:ftr xmlns:m="http://schemas.openxmlformats.org/officeDocument/2006/math" xmlns:mc="http://schemas.openxmlformats.org/markup-compatibility/2006" xmlns:mo="http://schemas.microsoft.com/office/mac/office/2008/main" xmlns:mv="urn:schemas-microsoft-com:mac:vml" xmlns:o="urn:schemas-microsoft-com:office:office" xmlns:r="http://schemas.openxmlformats.org/officeDocument/2006/relationships" xmlns:v="urn:schemas-microsoft-com:vml" xmlns:w10="urn:schemas-microsoft-com:office:word" xmlns:w14="http://schemas.microsoft.com/office/word/2010/wordml" xmlns:w="http://schemas.openxmlformats.org/wordprocessingml/2006/main" xmlns:wne="http://schemas.microsoft.com/office/word/2006/wordml" xmlns:wp14="http://schemas.microsoft.com/office/word/2010/wordprocessingDrawing" xmlns:wp="http://schemas.openxmlformats.org/drawingml/2006/wordprocessingDrawing" xmlns:wpc="http://schemas.microsoft.com/office/word/2010/wordprocessingCanvas" xmlns:wpg="http://schemas.microsoft.com/office/word/2010/wordprocessingGroup" xmlns:wpi="http://schemas.microsoft.com/office/word/2010/wordprocessingInk" xmlns:wps="http://schemas.microsoft.com/office/word/2010/wordprocessingShape" mc:Ignorable="w14 wp14">
+  <w:p>
+    <w:pPr>
+      <w:pStyle w:val="Footer"/>
+      <w:jc w:val="left"/>
+    </w:pPr>
+    <w:r/>
+    <w:r>
+      <w:rPr>
+        <w:rFonts w:ascii="Times New Roman" w:hAnsi="Times New Roman"/>
+        <w:b w:val="0"/>
+        <w:color w:val="777777"/>
+        <w:sz w:val="17"/>
+      </w:rPr>
+      <w:t>Vertraulich | Bearbeitungsstand Juli 2026 | nur zur Aktenbearbeitung</w:t>
+    </w:r>
+  </w:p>
+</w:ftr>
+</file>
+
+<file path=word/header1.xml><?xml version="1.0" encoding="utf-8"?>
+<w:hdr xmlns:m="http://schemas.openxmlformats.org/officeDocument/2006/math" xmlns:mc="http://schemas.openxmlformats.org/markup-compatibility/2006" xmlns:mo="http://schemas.microsoft.com/office/mac/office/2008/main" xmlns:mv="urn:schemas-microsoft-com:mac:vml" xmlns:o="urn:schemas-microsoft-com:office:office" xmlns:r="http://schemas.openxmlformats.org/officeDocument/2006/relationships" xmlns:v="urn:schemas-microsoft-com:vml" xmlns:w10="urn:schemas-microsoft-com:office:word" xmlns:w14="http://schemas.microsoft.com/office/word/2010/wordml" xmlns:w="http://schemas.openxmlformats.org/wordprocessingml/2006/main" xmlns:wne="http://schemas.microsoft.com/office/word/2006/wordml" xmlns:wp14="http://schemas.microsoft.com/office/word/2010/wordprocessingDrawing" xmlns:wp="http://schemas.openxmlformats.org/drawingml/2006/wordprocessingDrawing" xmlns:wpc="http://schemas.microsoft.com/office/word/2010/wordprocessingCanvas" xmlns:wpg="http://schemas.microsoft.com/office/word/2010/wordprocessingGroup" xmlns:wpi="http://schemas.microsoft.com/office/word/2010/wordprocessingInk" xmlns:wps="http://schemas.microsoft.com/office/word/2010/wordprocessingShape" mc:Ignorable="w14 wp14">
+  <w:p>
+    <w:pPr>
+      <w:pStyle w:val="Header"/>
+      <w:jc w:val="left"/>
+    </w:pPr>
+    <w:r/>
+    <w:r>
+      <w:rPr>
+        <w:rFonts w:ascii="Times New Roman" w:hAnsi="Times New Roman"/>
+        <w:b w:val="0"/>
+        <w:i w:val="0"/>
+        <w:color w:val="666666"/>
+        <w:sz w:val="17"/>
+      </w:rPr>
+      <w:t>Hagemann &amp; Westarp Rechtsanwälte | Gesellschaftsrechtliche Arbeitsakte | Bearbeitungsstand Juli 2026</w:t>
+    </w:r>
+  </w:p>
+</w:hdr>
 </file>
 
 <file path=word/numbering.xml><?xml version="1.0" encoding="utf-8"?>
@@ -2338,11 +2454,12 @@
       <w:contextualSpacing/>
     </w:pPr>
     <w:rPr>
-      <w:rFonts w:asciiTheme="majorHAnsi" w:eastAsiaTheme="majorEastAsia" w:hAnsiTheme="majorHAnsi" w:cstheme="majorBidi"/>
+      <w:rFonts w:asciiTheme="majorHAnsi" w:eastAsiaTheme="majorEastAsia" w:hAnsiTheme="majorHAnsi" w:cstheme="majorBidi" w:ascii="Times New Roman" w:hAnsi="Times New Roman"/>
+      <w:b/>
       <w:color w:val="17365D" w:themeColor="text2" w:themeShade="BF"/>
       <w:spacing w:val="5"/>
       <w:kern w:val="28"/>
-      <w:sz w:val="52"/>
+      <w:sz w:val="30"/>
       <w:szCs w:val="52"/>
     </w:rPr>
   </w:style>
